--- a/inbox/5.10 Claude handoff after break.docx
+++ b/inbox/5.10 Claude handoff after break.docx
@@ -10844,6 +10844,535 @@
           <w:rtl w:val="0"/>
         </w:rPr>
         <w:t xml:space="preserve">- review d842909 and c8ee917</w:t>
+      </w:r>
+    </w:p>
+    <w:p>
+      <w:pPr>
+        <w:rPr/>
+      </w:pPr>
+      <w:r>
+        <w:rPr>
+          <w:rtl w:val="0"/>
+        </w:rPr>
+      </w:r>
+    </w:p>
+    <w:p>
+      <w:pPr>
+        <w:rPr/>
+      </w:pPr>
+      <w:r>
+        <w:rPr>
+          <w:rtl w:val="0"/>
+        </w:rPr>
+        <w:t xml:space="preserve">============================================================</w:t>
+      </w:r>
+    </w:p>
+    <w:p>
+      <w:pPr>
+        <w:rPr/>
+      </w:pPr>
+      <w:r>
+        <w:rPr>
+          <w:rtl w:val="0"/>
+        </w:rPr>
+        <w:t xml:space="preserve">GOAL: REPLACE CLAUDE-LIKE DEVELOPMENT SUPPORT IF NEEDED</w:t>
+      </w:r>
+    </w:p>
+    <w:p>
+      <w:pPr>
+        <w:rPr/>
+      </w:pPr>
+      <w:r>
+        <w:rPr>
+          <w:rtl w:val="0"/>
+        </w:rPr>
+        <w:t xml:space="preserve">============================================================</w:t>
+      </w:r>
+    </w:p>
+    <w:p>
+      <w:pPr>
+        <w:rPr/>
+      </w:pPr>
+      <w:r>
+        <w:rPr>
+          <w:rtl w:val="0"/>
+        </w:rPr>
+      </w:r>
+    </w:p>
+    <w:p>
+      <w:pPr>
+        <w:rPr/>
+      </w:pPr>
+      <w:r>
+        <w:rPr>
+          <w:rtl w:val="0"/>
+        </w:rPr>
+        <w:t xml:space="preserve">The Load Developer Bot must be designed so that, if external assistant tools become unreliable, too expensive, or unavailable, Load can still maintain and improve its own sites.</w:t>
+      </w:r>
+    </w:p>
+    <w:p>
+      <w:pPr>
+        <w:rPr/>
+      </w:pPr>
+      <w:r>
+        <w:rPr>
+          <w:rtl w:val="0"/>
+        </w:rPr>
+      </w:r>
+    </w:p>
+    <w:p>
+      <w:pPr>
+        <w:rPr/>
+      </w:pPr>
+      <w:r>
+        <w:rPr>
+          <w:rtl w:val="0"/>
+        </w:rPr>
+        <w:t xml:space="preserve">The bot should eventually perform the same practical development support Claude currently provides:</w:t>
+      </w:r>
+    </w:p>
+    <w:p>
+      <w:pPr>
+        <w:rPr/>
+      </w:pPr>
+      <w:r>
+        <w:rPr>
+          <w:rtl w:val="0"/>
+        </w:rPr>
+      </w:r>
+    </w:p>
+    <w:p>
+      <w:pPr>
+        <w:rPr/>
+      </w:pPr>
+      <w:r>
+        <w:rPr>
+          <w:rtl w:val="0"/>
+        </w:rPr>
+        <w:t xml:space="preserve">- read the repo</w:t>
+      </w:r>
+    </w:p>
+    <w:p>
+      <w:pPr>
+        <w:rPr/>
+      </w:pPr>
+      <w:r>
+        <w:rPr>
+          <w:rtl w:val="0"/>
+        </w:rPr>
+        <w:t xml:space="preserve">- inspect files</w:t>
+      </w:r>
+    </w:p>
+    <w:p>
+      <w:pPr>
+        <w:rPr/>
+      </w:pPr>
+      <w:r>
+        <w:rPr>
+          <w:rtl w:val="0"/>
+        </w:rPr>
+        <w:t xml:space="preserve">- diagnose bugs</w:t>
+      </w:r>
+    </w:p>
+    <w:p>
+      <w:pPr>
+        <w:rPr/>
+      </w:pPr>
+      <w:r>
+        <w:rPr>
+          <w:rtl w:val="0"/>
+        </w:rPr>
+        <w:t xml:space="preserve">- generate repair plans</w:t>
+      </w:r>
+    </w:p>
+    <w:p>
+      <w:pPr>
+        <w:rPr/>
+      </w:pPr>
+      <w:r>
+        <w:rPr>
+          <w:rtl w:val="0"/>
+        </w:rPr>
+        <w:t xml:space="preserve">- write code patches</w:t>
+      </w:r>
+    </w:p>
+    <w:p>
+      <w:pPr>
+        <w:rPr/>
+      </w:pPr>
+      <w:r>
+        <w:rPr>
+          <w:rtl w:val="0"/>
+        </w:rPr>
+        <w:t xml:space="preserve">- prepare branches</w:t>
+      </w:r>
+    </w:p>
+    <w:p>
+      <w:pPr>
+        <w:rPr/>
+      </w:pPr>
+      <w:r>
+        <w:rPr>
+          <w:rtl w:val="0"/>
+        </w:rPr>
+        <w:t xml:space="preserve">- open pull requests</w:t>
+      </w:r>
+    </w:p>
+    <w:p>
+      <w:pPr>
+        <w:rPr/>
+      </w:pPr>
+      <w:r>
+        <w:rPr>
+          <w:rtl w:val="0"/>
+        </w:rPr>
+        <w:t xml:space="preserve">- run checks</w:t>
+      </w:r>
+    </w:p>
+    <w:p>
+      <w:pPr>
+        <w:rPr/>
+      </w:pPr>
+      <w:r>
+        <w:rPr>
+          <w:rtl w:val="0"/>
+        </w:rPr>
+        <w:t xml:space="preserve">- generate reports</w:t>
+      </w:r>
+    </w:p>
+    <w:p>
+      <w:pPr>
+        <w:rPr/>
+      </w:pPr>
+      <w:r>
+        <w:rPr>
+          <w:rtl w:val="0"/>
+        </w:rPr>
+        <w:t xml:space="preserve">- stage deployments</w:t>
+      </w:r>
+    </w:p>
+    <w:p>
+      <w:pPr>
+        <w:rPr/>
+      </w:pPr>
+      <w:r>
+        <w:rPr>
+          <w:rtl w:val="0"/>
+        </w:rPr>
+        <w:t xml:space="preserve">- create rollback plans</w:t>
+      </w:r>
+    </w:p>
+    <w:p>
+      <w:pPr>
+        <w:rPr/>
+      </w:pPr>
+      <w:r>
+        <w:rPr>
+          <w:rtl w:val="0"/>
+        </w:rPr>
+        <w:t xml:space="preserve">- maintain stable build records</w:t>
+      </w:r>
+    </w:p>
+    <w:p>
+      <w:pPr>
+        <w:rPr/>
+      </w:pPr>
+      <w:r>
+        <w:rPr>
+          <w:rtl w:val="0"/>
+        </w:rPr>
+        <w:t xml:space="preserve">- guide production releases</w:t>
+      </w:r>
+    </w:p>
+    <w:p>
+      <w:pPr>
+        <w:rPr/>
+      </w:pPr>
+      <w:r>
+        <w:rPr>
+          <w:rtl w:val="0"/>
+        </w:rPr>
+      </w:r>
+    </w:p>
+    <w:p>
+      <w:pPr>
+        <w:rPr/>
+      </w:pPr>
+      <w:r>
+        <w:rPr>
+          <w:rtl w:val="0"/>
+        </w:rPr>
+        <w:t xml:space="preserve">The bot must not depend on one vendor.</w:t>
+      </w:r>
+    </w:p>
+    <w:p>
+      <w:pPr>
+        <w:rPr/>
+      </w:pPr>
+      <w:r>
+        <w:rPr>
+          <w:rtl w:val="0"/>
+        </w:rPr>
+      </w:r>
+    </w:p>
+    <w:p>
+      <w:pPr>
+        <w:rPr/>
+      </w:pPr>
+      <w:r>
+        <w:rPr>
+          <w:rtl w:val="0"/>
+        </w:rPr>
+        <w:t xml:space="preserve">It should support a model-router design:</w:t>
+      </w:r>
+    </w:p>
+    <w:p>
+      <w:pPr>
+        <w:rPr/>
+      </w:pPr>
+      <w:r>
+        <w:rPr>
+          <w:rtl w:val="0"/>
+        </w:rPr>
+        <w:t xml:space="preserve">- OpenAI API</w:t>
+      </w:r>
+    </w:p>
+    <w:p>
+      <w:pPr>
+        <w:rPr/>
+      </w:pPr>
+      <w:r>
+        <w:rPr>
+          <w:rtl w:val="0"/>
+        </w:rPr>
+        <w:t xml:space="preserve">- Claude API, optional</w:t>
+      </w:r>
+    </w:p>
+    <w:p>
+      <w:pPr>
+        <w:rPr/>
+      </w:pPr>
+      <w:r>
+        <w:rPr>
+          <w:rtl w:val="0"/>
+        </w:rPr>
+        <w:t xml:space="preserve">- Gemini API</w:t>
+      </w:r>
+    </w:p>
+    <w:p>
+      <w:pPr>
+        <w:rPr/>
+      </w:pPr>
+      <w:r>
+        <w:rPr>
+          <w:rtl w:val="0"/>
+        </w:rPr>
+        <w:t xml:space="preserve">- local open-source models</w:t>
+      </w:r>
+    </w:p>
+    <w:p>
+      <w:pPr>
+        <w:rPr/>
+      </w:pPr>
+      <w:r>
+        <w:rPr>
+          <w:rtl w:val="0"/>
+        </w:rPr>
+        <w:t xml:space="preserve">- future Load-hosted model server</w:t>
+      </w:r>
+    </w:p>
+    <w:p>
+      <w:pPr>
+        <w:rPr/>
+      </w:pPr>
+      <w:r>
+        <w:rPr>
+          <w:rtl w:val="0"/>
+        </w:rPr>
+        <w:t xml:space="preserve">- future Load Local Engine</w:t>
+      </w:r>
+    </w:p>
+    <w:p>
+      <w:pPr>
+        <w:rPr/>
+      </w:pPr>
+      <w:r>
+        <w:rPr>
+          <w:rtl w:val="0"/>
+        </w:rPr>
+      </w:r>
+    </w:p>
+    <w:p>
+      <w:pPr>
+        <w:rPr/>
+      </w:pPr>
+      <w:r>
+        <w:rPr>
+          <w:rtl w:val="0"/>
+        </w:rPr>
+        <w:t xml:space="preserve">Claude should be treated as one possible engine, not the foundation.</w:t>
+      </w:r>
+    </w:p>
+    <w:p>
+      <w:pPr>
+        <w:rPr/>
+      </w:pPr>
+      <w:r>
+        <w:rPr>
+          <w:rtl w:val="0"/>
+        </w:rPr>
+      </w:r>
+    </w:p>
+    <w:p>
+      <w:pPr>
+        <w:rPr/>
+      </w:pPr>
+      <w:r>
+        <w:rPr>
+          <w:rtl w:val="0"/>
+        </w:rPr>
+        <w:t xml:space="preserve">Load owns:</w:t>
+      </w:r>
+    </w:p>
+    <w:p>
+      <w:pPr>
+        <w:rPr/>
+      </w:pPr>
+      <w:r>
+        <w:rPr>
+          <w:rtl w:val="0"/>
+        </w:rPr>
+        <w:t xml:space="preserve">- workflow</w:t>
+      </w:r>
+    </w:p>
+    <w:p>
+      <w:pPr>
+        <w:rPr/>
+      </w:pPr>
+      <w:r>
+        <w:rPr>
+          <w:rtl w:val="0"/>
+        </w:rPr>
+        <w:t xml:space="preserve">- repo memory</w:t>
+      </w:r>
+    </w:p>
+    <w:p>
+      <w:pPr>
+        <w:rPr/>
+      </w:pPr>
+      <w:r>
+        <w:rPr>
+          <w:rtl w:val="0"/>
+        </w:rPr>
+        <w:t xml:space="preserve">- repair job format</w:t>
+      </w:r>
+    </w:p>
+    <w:p>
+      <w:pPr>
+        <w:rPr/>
+      </w:pPr>
+      <w:r>
+        <w:rPr>
+          <w:rtl w:val="0"/>
+        </w:rPr>
+        <w:t xml:space="preserve">- safety checks</w:t>
+      </w:r>
+    </w:p>
+    <w:p>
+      <w:pPr>
+        <w:rPr/>
+      </w:pPr>
+      <w:r>
+        <w:rPr>
+          <w:rtl w:val="0"/>
+        </w:rPr>
+        <w:t xml:space="preserve">- deployment receipts</w:t>
+      </w:r>
+    </w:p>
+    <w:p>
+      <w:pPr>
+        <w:rPr/>
+      </w:pPr>
+      <w:r>
+        <w:rPr>
+          <w:rtl w:val="0"/>
+        </w:rPr>
+        <w:t xml:space="preserve">- build vault</w:t>
+      </w:r>
+    </w:p>
+    <w:p>
+      <w:pPr>
+        <w:rPr/>
+      </w:pPr>
+      <w:r>
+        <w:rPr>
+          <w:rtl w:val="0"/>
+        </w:rPr>
+        <w:t xml:space="preserve">- rollback records</w:t>
+      </w:r>
+    </w:p>
+    <w:p>
+      <w:pPr>
+        <w:rPr/>
+      </w:pPr>
+      <w:r>
+        <w:rPr>
+          <w:rtl w:val="0"/>
+        </w:rPr>
+        <w:t xml:space="preserve">- approvals</w:t>
+      </w:r>
+    </w:p>
+    <w:p>
+      <w:pPr>
+        <w:rPr/>
+      </w:pPr>
+      <w:r>
+        <w:rPr>
+          <w:rtl w:val="0"/>
+        </w:rPr>
+        <w:t xml:space="preserve">- user experience</w:t>
+      </w:r>
+    </w:p>
+    <w:p>
+      <w:pPr>
+        <w:rPr/>
+      </w:pPr>
+      <w:r>
+        <w:rPr>
+          <w:rtl w:val="0"/>
+        </w:rPr>
+      </w:r>
+    </w:p>
+    <w:p>
+      <w:pPr>
+        <w:rPr/>
+      </w:pPr>
+      <w:r>
+        <w:rPr>
+          <w:rtl w:val="0"/>
+        </w:rPr>
+        <w:t xml:space="preserve">The AI provider only supplies reasoning/code-generation when needed.</w:t>
+      </w:r>
+    </w:p>
+    <w:p>
+      <w:pPr>
+        <w:rPr/>
+      </w:pPr>
+      <w:r>
+        <w:rPr>
+          <w:rtl w:val="0"/>
+        </w:rPr>
+      </w:r>
+    </w:p>
+    <w:p>
+      <w:pPr>
+        <w:rPr/>
+      </w:pPr>
+      <w:r>
+        <w:rPr>
+          <w:rtl w:val="0"/>
+        </w:rPr>
+        <w:t xml:space="preserve">If Claude is cancelled or unavailable, another model or local engine should be able to operate through the same Load Developer Bot workflow.</w:t>
       </w:r>
     </w:p>
     <w:sectPr>
